--- a/tests/pipeline/fixtures/TestVariantThenBinary(segment).docx
+++ b/tests/pipeline/fixtures/TestVariantThenBinary(segment).docx
@@ -123,7 +123,7 @@
     <w:p/>
     <w:p>
       <w:r>
-        <w:t>[[A cooling-off period applies to this policy. You have the right to cancel within the cooling-off window.]]</w:t>
+        <w:t>[[$coolingOffNote]]</w:t>
       </w:r>
     </w:p>
     <w:p/>
